--- a/Documentation/Предметная область Wavely.docx
+++ b/Documentation/Предметная область Wavely.docx
@@ -1,6 +1,6 @@
 
 <file path=word/document.xml><?xml version="1.0" encoding="utf-8"?>
-<w:document xmlns:wpc="http://schemas.microsoft.com/office/word/2010/wordprocessingCanvas" xmlns:cx="http://schemas.microsoft.com/office/drawing/2014/chartex" xmlns:cx1="http://schemas.microsoft.com/office/drawing/2015/9/8/chartex" xmlns:cx2="http://schemas.microsoft.com/office/drawing/2015/10/21/chartex" xmlns:cx3="http://schemas.microsoft.com/office/drawing/2016/5/9/chartex" xmlns:cx4="http://schemas.microsoft.com/office/drawing/2016/5/10/chartex" xmlns:cx5="http://schemas.microsoft.com/office/drawing/2016/5/11/chartex" xmlns:cx6="http://schemas.microsoft.com/office/drawing/2016/5/12/chartex" xmlns:cx7="http://schemas.microsoft.com/office/drawing/2016/5/13/chartex" xmlns:cx8="http://schemas.microsoft.com/office/drawing/2016/5/14/chartex" xmlns:mc="http://schemas.openxmlformats.org/markup-compatibility/2006" xmlns:aink="http://schemas.microsoft.com/office/drawing/2016/ink" xmlns:am3d="http://schemas.microsoft.com/office/drawing/2017/model3d" xmlns:o="urn:schemas-microsoft-com:office:office" xmlns:r="http://schemas.openxmlformats.org/officeDocument/2006/relationships" xmlns:m="http://schemas.openxmlformats.org/officeDocument/2006/math" xmlns:v="urn:schemas-microsoft-com:vml" xmlns:wp14="http://schemas.microsoft.com/office/word/2010/wordprocessingDrawing" xmlns:wp="http://schemas.openxmlformats.org/drawingml/2006/wordprocessingDrawing" xmlns:w10="urn:schemas-microsoft-com:office:word" xmlns:w="http://schemas.openxmlformats.org/wordprocessingml/2006/main" xmlns:w14="http://schemas.microsoft.com/office/word/2010/wordml" xmlns:w15="http://schemas.microsoft.com/office/word/2012/wordml" xmlns:w16cex="http://schemas.microsoft.com/office/word/2018/wordml/cex" xmlns:w16cid="http://schemas.microsoft.com/office/word/2016/wordml/cid" xmlns:w16="http://schemas.microsoft.com/office/word/2018/wordml" xmlns:w16sdtdh="http://schemas.microsoft.com/office/word/2020/wordml/sdtdatahash" xmlns:w16se="http://schemas.microsoft.com/office/word/2015/wordml/symex" xmlns:wpg="http://schemas.microsoft.com/office/word/2010/wordprocessingGroup" xmlns:wpi="http://schemas.microsoft.com/office/word/2010/wordprocessingInk" xmlns:wne="http://schemas.microsoft.com/office/word/2006/wordml" xmlns:wps="http://schemas.microsoft.com/office/word/2010/wordprocessingShape" mc:Ignorable="w14 w15 w16se w16cid w16 w16cex w16sdtdh wp14">
+<w:document xmlns:wpc="http://schemas.microsoft.com/office/word/2010/wordprocessingCanvas" xmlns:cx="http://schemas.microsoft.com/office/drawing/2014/chartex" xmlns:cx1="http://schemas.microsoft.com/office/drawing/2015/9/8/chartex" xmlns:cx2="http://schemas.microsoft.com/office/drawing/2015/10/21/chartex" xmlns:cx3="http://schemas.microsoft.com/office/drawing/2016/5/9/chartex" xmlns:cx4="http://schemas.microsoft.com/office/drawing/2016/5/10/chartex" xmlns:cx5="http://schemas.microsoft.com/office/drawing/2016/5/11/chartex" xmlns:cx6="http://schemas.microsoft.com/office/drawing/2016/5/12/chartex" xmlns:cx7="http://schemas.microsoft.com/office/drawing/2016/5/13/chartex" xmlns:cx8="http://schemas.microsoft.com/office/drawing/2016/5/14/chartex" xmlns:mc="http://schemas.openxmlformats.org/markup-compatibility/2006" xmlns:aink="http://schemas.microsoft.com/office/drawing/2016/ink" xmlns:am3d="http://schemas.microsoft.com/office/drawing/2017/model3d" xmlns:o="urn:schemas-microsoft-com:office:office" xmlns:oel="http://schemas.microsoft.com/office/2019/extlst" xmlns:r="http://schemas.openxmlformats.org/officeDocument/2006/relationships" xmlns:m="http://schemas.openxmlformats.org/officeDocument/2006/math" xmlns:v="urn:schemas-microsoft-com:vml" xmlns:wp14="http://schemas.microsoft.com/office/word/2010/wordprocessingDrawing" xmlns:wp="http://schemas.openxmlformats.org/drawingml/2006/wordprocessingDrawing" xmlns:w10="urn:schemas-microsoft-com:office:word" xmlns:w="http://schemas.openxmlformats.org/wordprocessingml/2006/main" xmlns:w14="http://schemas.microsoft.com/office/word/2010/wordml" xmlns:w15="http://schemas.microsoft.com/office/word/2012/wordml" xmlns:w16cex="http://schemas.microsoft.com/office/word/2018/wordml/cex" xmlns:w16cid="http://schemas.microsoft.com/office/word/2016/wordml/cid" xmlns:w16="http://schemas.microsoft.com/office/word/2018/wordml" xmlns:w16sdtdh="http://schemas.microsoft.com/office/word/2020/wordml/sdtdatahash" xmlns:w16se="http://schemas.microsoft.com/office/word/2015/wordml/symex" xmlns:wpg="http://schemas.microsoft.com/office/word/2010/wordprocessingGroup" xmlns:wpi="http://schemas.microsoft.com/office/word/2010/wordprocessingInk" xmlns:wne="http://schemas.microsoft.com/office/word/2006/wordml" xmlns:wps="http://schemas.microsoft.com/office/word/2010/wordprocessingShape" mc:Ignorable="w14 w15 w16se w16cid w16 w16cex w16sdtdh wp14">
   <w:body>
     <w:p>
       <w:pPr>
@@ -3200,17 +3200,7 @@
           <w:szCs w:val="32"/>
           <w:lang w:eastAsia="ru-RU"/>
         </w:rPr>
-        <w:t>пользовател</w:t>
-      </w:r>
-      <w:r>
-        <w:rPr>
-          <w:rFonts w:ascii="Times New Roman" w:eastAsia="Times New Roman" w:hAnsi="Times New Roman" w:cs="Times New Roman"/>
-          <w:color w:val="0F1115"/>
-          <w:sz w:val="32"/>
-          <w:szCs w:val="32"/>
-          <w:lang w:eastAsia="ru-RU"/>
-        </w:rPr>
-        <w:t>я и подписчика</w:t>
+        <w:t>пользователя и подписчика</w:t>
       </w:r>
       <w:r>
         <w:rPr>
@@ -3312,18 +3302,7 @@
           <w:shd w:val="clear" w:color="auto" w:fill="EBEEF2"/>
           <w:lang w:val="en-US" w:eastAsia="ru-RU"/>
         </w:rPr>
-        <w:t>emailUser</w:t>
-      </w:r>
-      <w:r>
-        <w:rPr>
-          <w:rFonts w:ascii="Times New Roman" w:eastAsia="Times New Roman" w:hAnsi="Times New Roman" w:cs="Times New Roman"/>
-          <w:color w:val="0F1115"/>
-          <w:sz w:val="24"/>
-          <w:szCs w:val="24"/>
-          <w:shd w:val="clear" w:color="auto" w:fill="EBEEF2"/>
-          <w:lang w:val="en-US" w:eastAsia="ru-RU"/>
-        </w:rPr>
-        <w:t>Sub</w:t>
+        <w:t>emailUserSub</w:t>
       </w:r>
       <w:r>
         <w:rPr>
@@ -4038,145 +4017,22 @@
           <w:color w:val="0F1115"/>
           <w:sz w:val="32"/>
           <w:szCs w:val="32"/>
-          <w:lang w:eastAsia="ru-RU"/>
+          <w:lang w:val="en-US" w:eastAsia="ru-RU"/>
         </w:rPr>
         <w:lastRenderedPageBreak/>
-        <w:t>1. Администратор</w:t>
-      </w:r>
-    </w:p>
-    <w:p>
-      <w:pPr>
-        <w:numPr>
-          <w:ilvl w:val="0"/>
-          <w:numId w:val="9"/>
-        </w:numPr>
-        <w:shd w:val="clear" w:color="auto" w:fill="FFFFFF"/>
-        <w:spacing w:before="100" w:beforeAutospacing="1" w:after="120" w:line="240" w:lineRule="auto"/>
-        <w:rPr>
-          <w:rFonts w:ascii="Times New Roman" w:eastAsia="Times New Roman" w:hAnsi="Times New Roman" w:cs="Times New Roman"/>
-          <w:color w:val="0F1115"/>
-          <w:sz w:val="32"/>
-          <w:szCs w:val="32"/>
-          <w:lang w:eastAsia="ru-RU"/>
-        </w:rPr>
-      </w:pPr>
-      <w:r>
-        <w:rPr>
-          <w:rFonts w:ascii="Times New Roman" w:eastAsia="Times New Roman" w:hAnsi="Times New Roman" w:cs="Times New Roman"/>
-          <w:b/>
-          <w:bCs/>
-          <w:color w:val="0F1115"/>
-          <w:sz w:val="32"/>
-          <w:szCs w:val="32"/>
-          <w:lang w:eastAsia="ru-RU"/>
-        </w:rPr>
-        <w:t>Задачи:</w:t>
-      </w:r>
-    </w:p>
-    <w:p>
-      <w:pPr>
-        <w:numPr>
-          <w:ilvl w:val="1"/>
-          <w:numId w:val="9"/>
-        </w:numPr>
-        <w:shd w:val="clear" w:color="auto" w:fill="FFFFFF"/>
-        <w:spacing w:before="100" w:beforeAutospacing="1" w:after="0" w:line="240" w:lineRule="auto"/>
-        <w:rPr>
-          <w:rFonts w:ascii="Times New Roman" w:eastAsia="Times New Roman" w:hAnsi="Times New Roman" w:cs="Times New Roman"/>
-          <w:color w:val="0F1115"/>
-          <w:sz w:val="32"/>
-          <w:szCs w:val="32"/>
-          <w:lang w:eastAsia="ru-RU"/>
-        </w:rPr>
-      </w:pPr>
-      <w:r>
-        <w:rPr>
-          <w:rFonts w:ascii="Times New Roman" w:eastAsia="Times New Roman" w:hAnsi="Times New Roman" w:cs="Times New Roman"/>
-          <w:color w:val="0F1115"/>
-          <w:sz w:val="32"/>
-          <w:szCs w:val="32"/>
-          <w:lang w:eastAsia="ru-RU"/>
-        </w:rPr>
-        <w:t>Добавлять, удалять и редактировать жанры, настроения и инструменты в системе.</w:t>
-      </w:r>
-    </w:p>
-    <w:p>
-      <w:pPr>
-        <w:numPr>
-          <w:ilvl w:val="1"/>
-          <w:numId w:val="9"/>
-        </w:numPr>
-        <w:shd w:val="clear" w:color="auto" w:fill="FFFFFF"/>
-        <w:spacing w:before="100" w:beforeAutospacing="1" w:after="0" w:line="240" w:lineRule="auto"/>
-        <w:rPr>
-          <w:rFonts w:ascii="Times New Roman" w:eastAsia="Times New Roman" w:hAnsi="Times New Roman" w:cs="Times New Roman"/>
-          <w:color w:val="0F1115"/>
-          <w:sz w:val="32"/>
-          <w:szCs w:val="32"/>
-          <w:lang w:eastAsia="ru-RU"/>
-        </w:rPr>
-      </w:pPr>
-      <w:r>
-        <w:rPr>
-          <w:rFonts w:ascii="Times New Roman" w:eastAsia="Times New Roman" w:hAnsi="Times New Roman" w:cs="Times New Roman"/>
-          <w:color w:val="0F1115"/>
-          <w:sz w:val="32"/>
-          <w:szCs w:val="32"/>
-          <w:lang w:eastAsia="ru-RU"/>
-        </w:rPr>
-        <w:t>Управлять пользователями (просмотр).</w:t>
-      </w:r>
-    </w:p>
-    <w:p>
-      <w:pPr>
-        <w:numPr>
-          <w:ilvl w:val="1"/>
-          <w:numId w:val="9"/>
-        </w:numPr>
-        <w:shd w:val="clear" w:color="auto" w:fill="FFFFFF"/>
-        <w:spacing w:before="100" w:beforeAutospacing="1" w:after="0" w:line="240" w:lineRule="auto"/>
-        <w:rPr>
-          <w:rFonts w:ascii="Times New Roman" w:eastAsia="Times New Roman" w:hAnsi="Times New Roman" w:cs="Times New Roman"/>
-          <w:color w:val="0F1115"/>
-          <w:sz w:val="32"/>
-          <w:szCs w:val="32"/>
-          <w:lang w:eastAsia="ru-RU"/>
-        </w:rPr>
-      </w:pPr>
-      <w:r>
-        <w:rPr>
-          <w:rFonts w:ascii="Times New Roman" w:eastAsia="Times New Roman" w:hAnsi="Times New Roman" w:cs="Times New Roman"/>
-          <w:color w:val="0F1115"/>
-          <w:sz w:val="32"/>
-          <w:szCs w:val="32"/>
-          <w:lang w:eastAsia="ru-RU"/>
-        </w:rPr>
-        <w:t>Мониторить общую нагрузку на систему генерации.</w:t>
-      </w:r>
-    </w:p>
-    <w:p>
-      <w:pPr>
-        <w:shd w:val="clear" w:color="auto" w:fill="FFFFFF"/>
-        <w:spacing w:before="240" w:after="240" w:line="240" w:lineRule="auto"/>
-        <w:rPr>
-          <w:rFonts w:ascii="Times New Roman" w:eastAsia="Times New Roman" w:hAnsi="Times New Roman" w:cs="Times New Roman"/>
-          <w:color w:val="0F1115"/>
-          <w:sz w:val="32"/>
-          <w:szCs w:val="32"/>
-          <w:lang w:eastAsia="ru-RU"/>
-        </w:rPr>
-      </w:pPr>
-      <w:r>
-        <w:rPr>
-          <w:rFonts w:ascii="Times New Roman" w:eastAsia="Times New Roman" w:hAnsi="Times New Roman" w:cs="Times New Roman"/>
-          <w:b/>
-          <w:bCs/>
-          <w:color w:val="0F1115"/>
-          <w:sz w:val="32"/>
-          <w:szCs w:val="32"/>
-          <w:lang w:eastAsia="ru-RU"/>
-        </w:rPr>
-        <w:t>2. Пользователь</w:t>
+        <w:t>1</w:t>
+      </w:r>
+      <w:r>
+        <w:rPr>
+          <w:rFonts w:ascii="Times New Roman" w:eastAsia="Times New Roman" w:hAnsi="Times New Roman" w:cs="Times New Roman"/>
+          <w:b/>
+          <w:bCs/>
+          <w:color w:val="0F1115"/>
+          <w:sz w:val="32"/>
+          <w:szCs w:val="32"/>
+          <w:lang w:eastAsia="ru-RU"/>
+        </w:rPr>
+        <w:t>. Пользователь</w:t>
       </w:r>
     </w:p>
     <w:p>
@@ -4498,9 +4354,21 @@
           <w:color w:val="0F1115"/>
           <w:sz w:val="32"/>
           <w:szCs w:val="32"/>
-          <w:lang w:eastAsia="ru-RU"/>
-        </w:rPr>
-        <w:t>3. Гость (незарегистрированный пользователь)</w:t>
+          <w:lang w:val="en-US" w:eastAsia="ru-RU"/>
+        </w:rPr>
+        <w:t>2</w:t>
+      </w:r>
+      <w:r>
+        <w:rPr>
+          <w:rFonts w:ascii="Times New Roman" w:eastAsia="Times New Roman" w:hAnsi="Times New Roman" w:cs="Times New Roman"/>
+          <w:b/>
+          <w:bCs/>
+          <w:color w:val="0F1115"/>
+          <w:sz w:val="32"/>
+          <w:szCs w:val="32"/>
+          <w:lang w:eastAsia="ru-RU"/>
+        </w:rPr>
+        <w:t>. Гость (незарегистрированный пользователь)</w:t>
       </w:r>
     </w:p>
     <w:p>
@@ -4716,7 +4584,6 @@
           <w:szCs w:val="32"/>
           <w:lang w:eastAsia="ru-RU"/>
         </w:rPr>
-        <w:lastRenderedPageBreak/>
         <w:t>Пользователь прослушивает результат</w:t>
       </w:r>
       <w:r>
@@ -4865,6 +4732,7 @@
           <w:szCs w:val="32"/>
           <w:lang w:eastAsia="ru-RU"/>
         </w:rPr>
+        <w:lastRenderedPageBreak/>
         <w:t>Эта система обеспечивает комплексное управление процессом генерации музыки, от выбора параметров до сохранения готового результата, предоставляя удобный интерфейс для творчества.</w:t>
       </w:r>
     </w:p>
@@ -4888,7 +4756,7 @@
 </file>
 
 <file path=word/numbering.xml><?xml version="1.0" encoding="utf-8"?>
-<w:numbering xmlns:wpc="http://schemas.microsoft.com/office/word/2010/wordprocessingCanvas" xmlns:cx="http://schemas.microsoft.com/office/drawing/2014/chartex" xmlns:cx1="http://schemas.microsoft.com/office/drawing/2015/9/8/chartex" xmlns:cx2="http://schemas.microsoft.com/office/drawing/2015/10/21/chartex" xmlns:cx3="http://schemas.microsoft.com/office/drawing/2016/5/9/chartex" xmlns:cx4="http://schemas.microsoft.com/office/drawing/2016/5/10/chartex" xmlns:cx5="http://schemas.microsoft.com/office/drawing/2016/5/11/chartex" xmlns:cx6="http://schemas.microsoft.com/office/drawing/2016/5/12/chartex" xmlns:cx7="http://schemas.microsoft.com/office/drawing/2016/5/13/chartex" xmlns:cx8="http://schemas.microsoft.com/office/drawing/2016/5/14/chartex" xmlns:mc="http://schemas.openxmlformats.org/markup-compatibility/2006" xmlns:aink="http://schemas.microsoft.com/office/drawing/2016/ink" xmlns:am3d="http://schemas.microsoft.com/office/drawing/2017/model3d" xmlns:o="urn:schemas-microsoft-com:office:office" xmlns:r="http://schemas.openxmlformats.org/officeDocument/2006/relationships" xmlns:m="http://schemas.openxmlformats.org/officeDocument/2006/math" xmlns:v="urn:schemas-microsoft-com:vml" xmlns:wp14="http://schemas.microsoft.com/office/word/2010/wordprocessingDrawing" xmlns:wp="http://schemas.openxmlformats.org/drawingml/2006/wordprocessingDrawing" xmlns:w10="urn:schemas-microsoft-com:office:word" xmlns:w="http://schemas.openxmlformats.org/wordprocessingml/2006/main" xmlns:w14="http://schemas.microsoft.com/office/word/2010/wordml" xmlns:w15="http://schemas.microsoft.com/office/word/2012/wordml" xmlns:w16cex="http://schemas.microsoft.com/office/word/2018/wordml/cex" xmlns:w16cid="http://schemas.microsoft.com/office/word/2016/wordml/cid" xmlns:w16="http://schemas.microsoft.com/office/word/2018/wordml" xmlns:w16sdtdh="http://schemas.microsoft.com/office/word/2020/wordml/sdtdatahash" xmlns:w16se="http://schemas.microsoft.com/office/word/2015/wordml/symex" xmlns:wpg="http://schemas.microsoft.com/office/word/2010/wordprocessingGroup" xmlns:wpi="http://schemas.microsoft.com/office/word/2010/wordprocessingInk" xmlns:wne="http://schemas.microsoft.com/office/word/2006/wordml" xmlns:wps="http://schemas.microsoft.com/office/word/2010/wordprocessingShape" mc:Ignorable="w14 w15 w16se w16cid w16 w16cex w16sdtdh wp14">
+<w:numbering xmlns:wpc="http://schemas.microsoft.com/office/word/2010/wordprocessingCanvas" xmlns:cx="http://schemas.microsoft.com/office/drawing/2014/chartex" xmlns:cx1="http://schemas.microsoft.com/office/drawing/2015/9/8/chartex" xmlns:cx2="http://schemas.microsoft.com/office/drawing/2015/10/21/chartex" xmlns:cx3="http://schemas.microsoft.com/office/drawing/2016/5/9/chartex" xmlns:cx4="http://schemas.microsoft.com/office/drawing/2016/5/10/chartex" xmlns:cx5="http://schemas.microsoft.com/office/drawing/2016/5/11/chartex" xmlns:cx6="http://schemas.microsoft.com/office/drawing/2016/5/12/chartex" xmlns:cx7="http://schemas.microsoft.com/office/drawing/2016/5/13/chartex" xmlns:cx8="http://schemas.microsoft.com/office/drawing/2016/5/14/chartex" xmlns:mc="http://schemas.openxmlformats.org/markup-compatibility/2006" xmlns:aink="http://schemas.microsoft.com/office/drawing/2016/ink" xmlns:am3d="http://schemas.microsoft.com/office/drawing/2017/model3d" xmlns:o="urn:schemas-microsoft-com:office:office" xmlns:oel="http://schemas.microsoft.com/office/2019/extlst" xmlns:r="http://schemas.openxmlformats.org/officeDocument/2006/relationships" xmlns:m="http://schemas.openxmlformats.org/officeDocument/2006/math" xmlns:v="urn:schemas-microsoft-com:vml" xmlns:wp14="http://schemas.microsoft.com/office/word/2010/wordprocessingDrawing" xmlns:wp="http://schemas.openxmlformats.org/drawingml/2006/wordprocessingDrawing" xmlns:w10="urn:schemas-microsoft-com:office:word" xmlns:w="http://schemas.openxmlformats.org/wordprocessingml/2006/main" xmlns:w14="http://schemas.microsoft.com/office/word/2010/wordml" xmlns:w15="http://schemas.microsoft.com/office/word/2012/wordml" xmlns:w16cex="http://schemas.microsoft.com/office/word/2018/wordml/cex" xmlns:w16cid="http://schemas.microsoft.com/office/word/2016/wordml/cid" xmlns:w16="http://schemas.microsoft.com/office/word/2018/wordml" xmlns:w16sdtdh="http://schemas.microsoft.com/office/word/2020/wordml/sdtdatahash" xmlns:w16se="http://schemas.microsoft.com/office/word/2015/wordml/symex" xmlns:wpg="http://schemas.microsoft.com/office/word/2010/wordprocessingGroup" xmlns:wpi="http://schemas.microsoft.com/office/word/2010/wordprocessingInk" xmlns:wne="http://schemas.microsoft.com/office/word/2006/wordml" xmlns:wps="http://schemas.microsoft.com/office/word/2010/wordprocessingShape" mc:Ignorable="w14 w15 w16se w16cid w16 w16cex w16sdtdh wp14">
   <w:abstractNum w:abstractNumId="0" w15:restartNumberingAfterBreak="0">
     <w:nsid w:val="15FD3D46"/>
     <w:multiLevelType w:val="multilevel"/>
@@ -6641,40 +6509,40 @@
       </w:pPr>
     </w:lvl>
   </w:abstractNum>
-  <w:num w:numId="1">
+  <w:num w:numId="1" w16cid:durableId="190805473">
     <w:abstractNumId w:val="10"/>
   </w:num>
-  <w:num w:numId="2">
+  <w:num w:numId="2" w16cid:durableId="426078506">
     <w:abstractNumId w:val="2"/>
   </w:num>
-  <w:num w:numId="3">
+  <w:num w:numId="3" w16cid:durableId="518812744">
     <w:abstractNumId w:val="1"/>
   </w:num>
-  <w:num w:numId="4">
+  <w:num w:numId="4" w16cid:durableId="1130128200">
     <w:abstractNumId w:val="9"/>
   </w:num>
-  <w:num w:numId="5">
+  <w:num w:numId="5" w16cid:durableId="679625448">
     <w:abstractNumId w:val="0"/>
   </w:num>
-  <w:num w:numId="6">
+  <w:num w:numId="6" w16cid:durableId="324089018">
     <w:abstractNumId w:val="8"/>
   </w:num>
-  <w:num w:numId="7">
+  <w:num w:numId="7" w16cid:durableId="2065568381">
     <w:abstractNumId w:val="3"/>
   </w:num>
-  <w:num w:numId="8">
+  <w:num w:numId="8" w16cid:durableId="2073582585">
     <w:abstractNumId w:val="6"/>
   </w:num>
-  <w:num w:numId="9">
+  <w:num w:numId="9" w16cid:durableId="1649935838">
     <w:abstractNumId w:val="5"/>
   </w:num>
-  <w:num w:numId="10">
+  <w:num w:numId="10" w16cid:durableId="814372242">
     <w:abstractNumId w:val="7"/>
   </w:num>
-  <w:num w:numId="11">
+  <w:num w:numId="11" w16cid:durableId="1995523873">
     <w:abstractNumId w:val="4"/>
   </w:num>
-  <w:num w:numId="12">
+  <w:num w:numId="12" w16cid:durableId="1896040175">
     <w:abstractNumId w:val="11"/>
   </w:num>
 </w:numbering>
